--- a/proyecto3-memoria/docs/Proyecto3_ReemplazoPaginas_IEEE.docx
+++ b/proyecto3-memoria/docs/Proyecto3_ReemplazoPaginas_IEEE.docx
@@ -103,7 +103,7 @@
           <w:sz w:val="19"/>
           <w:szCs w:val="19"/>
         </w:rPr>
-        <w:t xml:space="preserve">Este documento presenta el diseño, la implementación y la evaluación experimental de un simulador de reemplazo de páginas desarrollado en C++17, que compara los algoritmos FIFO y LRU sobre una misma cadena de referencias con el número de marcos configurable. Se incorpora además el algoritmo óptimo de Belady, no exigido por el enunciado, cuya función es servir de cota inferior: sin una referencia de ese tipo no es posible determinar si una cifra de fallos concreta deja margen de mejora o ya se encuentra próxima al límite teórico. La corrección de las tres implementaciones se verificó de forma externa reproduciendo los valores publicados en la literatura para la cadena canónica de referencia, con quince, doce y nueve fallos respectivamente sobre tres marcos. El protocolo experimental abarcó cinco cadenas y hasta seis tamaños de marco, con especial atención a tres patrones de acceso construidos deliberadamente —con localidad, secuencial y aleatorio— para contrastar con datos propios la afirmación de que LRU aventaja a FIFO únicamente cuando la carga exhibe localidad de referencia. Los resultados confirman esa hipótesis en los tres escenarios y añaden dos hallazgos: el barrido secuencial produce una tasa de fallos del cien por ciento en ambos algoritmos incluso con dieciséis marcos, y la anomalía de Belady se reproduce y se detecta automáticamente, manifestándose exclusivamente en FIFO sobre las treinta combinaciones evaluadas.</w:t>
+        <w:t xml:space="preserve">Este documento presenta el diseño, la implementación y la evaluación experimental de un simulador de reemplazo de páginas desarrollado en C++17, que compara los algoritmos FIFO y LRU sobre una misma cadena de referencias con el número de marcos configurable. Se incorpora además el algoritmo óptimo de Belady, no exigido por el enunciado, cuya función es servir de cota inferior: sin una referencia de ese tipo no es posible determinar si una cifra de fallos concreta deja margen de mejora o ya se encuentra próxima al límite teórico. La corrección de las tres implementaciones se verificó de forma externa reproduciendo los valores publicados en la literatura para la cadena canónica de referencia, con quince, doce y nueve fallos respectivamente sobre tres marcos. El protocolo experimental abarcó cinco cadenas y hasta seis tamaños de marco, con especial atención a tres patrones de acceso construidos deliberadamente —con localidad, secuencial y aleatorio— para contrastar con datos propios la afirmación de que LRU aventaja a FIFO únicamente cuando la carga exhibe localidad de referencia. Los resultados confirman esa hipótesis en los tres escenarios y añaden dos hallazgos: el barrido secuencial produce una tasa de fallos del cien por ciento en ambos algoritmos incluso con dieciséis marcos, y la anomalía de Belady se reproduce y se detecta automáticamente, manifestándose exclusivamente en FIFO sobre las treinta combinaciones evaluadas. El protocolo se repitió en una segunda plataforma, con distinto sistema operativo y distinta versión mayor del compilador, y las setenta y dos combinaciones produjeron resultados idénticos.</w:t>
       </w:r>
     </w:p>
     <w:p>
@@ -2421,7 +2421,7 @@
           <w:sz w:val="15"/>
           <w:szCs w:val="15"/>
         </w:rPr>
-        <w:t xml:space="preserve">Tabla 3: Entorno de ejecución.</w:t>
+        <w:t xml:space="preserve">Tabla 3: Entornos de ejecución.</w:t>
       </w:r>
     </w:p>
     <w:tbl>
@@ -2437,8 +2437,9 @@
         </w:tblBorders>
       </w:tblPr>
       <w:tblGrid>
-        <w:gridCol w:w="1500"/>
-        <w:gridCol w:w="3363"/>
+        <w:gridCol w:w="1100"/>
+        <w:gridCol w:w="1900"/>
+        <w:gridCol w:w="1863"/>
       </w:tblGrid>
       <w:tr>
         <w:trPr>
@@ -2447,7 +2448,7 @@
         </w:trPr>
         <w:tc>
           <w:tcPr>
-            <w:tcW w:type="dxa" w:w="1500"/>
+            <w:tcW w:type="dxa" w:w="1100"/>
             <w:shd w:fill="E8E8E8" w:val="clear"/>
             <w:tcMar>
               <w:top w:type="dxa" w:w="30"/>
@@ -2469,13 +2470,13 @@
                 <w:sz w:val="14"/>
                 <w:szCs w:val="14"/>
               </w:rPr>
-              <w:t xml:space="preserve">Elemento</w:t>
-            </w:r>
-          </w:p>
-        </w:tc>
-        <w:tc>
-          <w:tcPr>
-            <w:tcW w:type="dxa" w:w="3363"/>
+              <w:t xml:space="preserve"/>
+            </w:r>
+          </w:p>
+        </w:tc>
+        <w:tc>
+          <w:tcPr>
+            <w:tcW w:type="dxa" w:w="1900"/>
             <w:shd w:fill="E8E8E8" w:val="clear"/>
             <w:tcMar>
               <w:top w:type="dxa" w:w="30"/>
@@ -2497,7 +2498,35 @@
                 <w:sz w:val="14"/>
                 <w:szCs w:val="14"/>
               </w:rPr>
-              <w:t xml:space="preserve">Valor</w:t>
+              <w:t xml:space="preserve">Entorno 1</w:t>
+            </w:r>
+          </w:p>
+        </w:tc>
+        <w:tc>
+          <w:tcPr>
+            <w:tcW w:type="dxa" w:w="1863"/>
+            <w:shd w:fill="E8E8E8" w:val="clear"/>
+            <w:tcMar>
+              <w:top w:type="dxa" w:w="30"/>
+              <w:left w:type="dxa" w:w="50"/>
+              <w:bottom w:type="dxa" w:w="30"/>
+              <w:right w:type="dxa" w:w="50"/>
+            </w:tcMar>
+          </w:tcPr>
+          <w:p>
+            <w:pPr>
+              <w:spacing w:after="0" w:line="225"/>
+              <w:jc w:val="left"/>
+            </w:pPr>
+            <w:r>
+              <w:rPr>
+                <w:rFonts w:ascii="Times New Roman" w:cs="Times New Roman" w:eastAsia="Times New Roman" w:hAnsi="Times New Roman"/>
+                <w:b/>
+                <w:bCs/>
+                <w:sz w:val="14"/>
+                <w:szCs w:val="14"/>
+              </w:rPr>
+              <w:t xml:space="preserve">Entorno 2</w:t>
             </w:r>
           </w:p>
         </w:tc>
@@ -2508,7 +2537,7 @@
         </w:trPr>
         <w:tc>
           <w:tcPr>
-            <w:tcW w:type="dxa" w:w="1500"/>
+            <w:tcW w:type="dxa" w:w="1100"/>
             <w:tcMar>
               <w:top w:type="dxa" w:w="30"/>
               <w:left w:type="dxa" w:w="50"/>
@@ -2535,28 +2564,55 @@
         </w:tc>
         <w:tc>
           <w:tcPr>
-            <w:tcW w:type="dxa" w:w="3363"/>
-            <w:tcMar>
-              <w:top w:type="dxa" w:w="30"/>
-              <w:left w:type="dxa" w:w="50"/>
-              <w:bottom w:type="dxa" w:w="30"/>
-              <w:right w:type="dxa" w:w="50"/>
-            </w:tcMar>
-          </w:tcPr>
-          <w:p>
-            <w:pPr>
-              <w:spacing w:after="0" w:line="225"/>
-              <w:jc w:val="left"/>
-            </w:pPr>
-            <w:r>
-              <w:rPr>
-                <w:rFonts w:ascii="Times New Roman" w:cs="Times New Roman" w:eastAsia="Times New Roman" w:hAnsi="Times New Roman"/>
-                <w:b w:val="false"/>
-                <w:bCs w:val="false"/>
-                <w:sz w:val="14"/>
-                <w:szCs w:val="14"/>
-              </w:rPr>
-              <w:t xml:space="preserve">Ubuntu 26.04 LTS sobre VirtualBox</w:t>
+            <w:tcW w:type="dxa" w:w="1900"/>
+            <w:tcMar>
+              <w:top w:type="dxa" w:w="30"/>
+              <w:left w:type="dxa" w:w="50"/>
+              <w:bottom w:type="dxa" w:w="30"/>
+              <w:right w:type="dxa" w:w="50"/>
+            </w:tcMar>
+          </w:tcPr>
+          <w:p>
+            <w:pPr>
+              <w:spacing w:after="0" w:line="225"/>
+              <w:jc w:val="left"/>
+            </w:pPr>
+            <w:r>
+              <w:rPr>
+                <w:rFonts w:ascii="Times New Roman" w:cs="Times New Roman" w:eastAsia="Times New Roman" w:hAnsi="Times New Roman"/>
+                <w:b w:val="false"/>
+                <w:bCs w:val="false"/>
+                <w:sz w:val="14"/>
+                <w:szCs w:val="14"/>
+              </w:rPr>
+              <w:t xml:space="preserve">Ubuntu 26.04 (VirtualBox)</w:t>
+            </w:r>
+          </w:p>
+        </w:tc>
+        <w:tc>
+          <w:tcPr>
+            <w:tcW w:type="dxa" w:w="1863"/>
+            <w:tcMar>
+              <w:top w:type="dxa" w:w="30"/>
+              <w:left w:type="dxa" w:w="50"/>
+              <w:bottom w:type="dxa" w:w="30"/>
+              <w:right w:type="dxa" w:w="50"/>
+            </w:tcMar>
+          </w:tcPr>
+          <w:p>
+            <w:pPr>
+              <w:spacing w:after="0" w:line="225"/>
+              <w:jc w:val="left"/>
+            </w:pPr>
+            <w:r>
+              <w:rPr>
+                <w:rFonts w:ascii="Times New Roman" w:cs="Times New Roman" w:eastAsia="Times New Roman" w:hAnsi="Times New Roman"/>
+                <w:b w:val="false"/>
+                <w:bCs w:val="false"/>
+                <w:sz w:val="14"/>
+                <w:szCs w:val="14"/>
+              </w:rPr>
+              <w:t xml:space="preserve">Windows 11 Pro</w:t>
             </w:r>
           </w:p>
         </w:tc>
@@ -2567,7 +2623,7 @@
         </w:trPr>
         <w:tc>
           <w:tcPr>
-            <w:tcW w:type="dxa" w:w="1500"/>
+            <w:tcW w:type="dxa" w:w="1100"/>
             <w:tcMar>
               <w:top w:type="dxa" w:w="30"/>
               <w:left w:type="dxa" w:w="50"/>
@@ -2594,7 +2650,7 @@
         </w:tc>
         <w:tc>
           <w:tcPr>
-            <w:tcW w:type="dxa" w:w="3363"/>
+            <w:tcW w:type="dxa" w:w="1900"/>
             <w:tcMar>
               <w:top w:type="dxa" w:w="30"/>
               <w:left w:type="dxa" w:w="50"/>
@@ -2616,6 +2672,33 @@
                 <w:szCs w:val="14"/>
               </w:rPr>
               <w:t xml:space="preserve">g++ 15.2.0</w:t>
+            </w:r>
+          </w:p>
+        </w:tc>
+        <w:tc>
+          <w:tcPr>
+            <w:tcW w:type="dxa" w:w="1863"/>
+            <w:tcMar>
+              <w:top w:type="dxa" w:w="30"/>
+              <w:left w:type="dxa" w:w="50"/>
+              <w:bottom w:type="dxa" w:w="30"/>
+              <w:right w:type="dxa" w:w="50"/>
+            </w:tcMar>
+          </w:tcPr>
+          <w:p>
+            <w:pPr>
+              <w:spacing w:after="0" w:line="225"/>
+              <w:jc w:val="left"/>
+            </w:pPr>
+            <w:r>
+              <w:rPr>
+                <w:rFonts w:ascii="Times New Roman" w:cs="Times New Roman" w:eastAsia="Times New Roman" w:hAnsi="Times New Roman"/>
+                <w:b w:val="false"/>
+                <w:bCs w:val="false"/>
+                <w:sz w:val="14"/>
+                <w:szCs w:val="14"/>
+              </w:rPr>
+              <w:t xml:space="preserve">g++ 16.2.0 (MinGW-w64)</w:t>
             </w:r>
           </w:p>
         </w:tc>
@@ -2626,34 +2709,34 @@
         </w:trPr>
         <w:tc>
           <w:tcPr>
-            <w:tcW w:type="dxa" w:w="1500"/>
-            <w:tcMar>
-              <w:top w:type="dxa" w:w="30"/>
-              <w:left w:type="dxa" w:w="50"/>
-              <w:bottom w:type="dxa" w:w="30"/>
-              <w:right w:type="dxa" w:w="50"/>
-            </w:tcMar>
-          </w:tcPr>
-          <w:p>
-            <w:pPr>
-              <w:spacing w:after="0" w:line="225"/>
-              <w:jc w:val="left"/>
-            </w:pPr>
-            <w:r>
-              <w:rPr>
-                <w:rFonts w:ascii="Times New Roman" w:cs="Times New Roman" w:eastAsia="Times New Roman" w:hAnsi="Times New Roman"/>
-                <w:b w:val="false"/>
-                <w:bCs w:val="false"/>
-                <w:sz w:val="14"/>
-                <w:szCs w:val="14"/>
-              </w:rPr>
-              <w:t xml:space="preserve">Núcleos lógicos</w:t>
-            </w:r>
-          </w:p>
-        </w:tc>
-        <w:tc>
-          <w:tcPr>
-            <w:tcW w:type="dxa" w:w="3363"/>
+            <w:tcW w:type="dxa" w:w="1100"/>
+            <w:tcMar>
+              <w:top w:type="dxa" w:w="30"/>
+              <w:left w:type="dxa" w:w="50"/>
+              <w:bottom w:type="dxa" w:w="30"/>
+              <w:right w:type="dxa" w:w="50"/>
+            </w:tcMar>
+          </w:tcPr>
+          <w:p>
+            <w:pPr>
+              <w:spacing w:after="0" w:line="225"/>
+              <w:jc w:val="left"/>
+            </w:pPr>
+            <w:r>
+              <w:rPr>
+                <w:rFonts w:ascii="Times New Roman" w:cs="Times New Roman" w:eastAsia="Times New Roman" w:hAnsi="Times New Roman"/>
+                <w:b w:val="false"/>
+                <w:bCs w:val="false"/>
+                <w:sz w:val="14"/>
+                <w:szCs w:val="14"/>
+              </w:rPr>
+              <w:t xml:space="preserve">Núcleos</w:t>
+            </w:r>
+          </w:p>
+        </w:tc>
+        <w:tc>
+          <w:tcPr>
+            <w:tcW w:type="dxa" w:w="1900"/>
             <w:tcMar>
               <w:top w:type="dxa" w:w="30"/>
               <w:left w:type="dxa" w:w="50"/>
@@ -2675,6 +2758,33 @@
                 <w:szCs w:val="14"/>
               </w:rPr>
               <w:t xml:space="preserve">6</w:t>
+            </w:r>
+          </w:p>
+        </w:tc>
+        <w:tc>
+          <w:tcPr>
+            <w:tcW w:type="dxa" w:w="1863"/>
+            <w:tcMar>
+              <w:top w:type="dxa" w:w="30"/>
+              <w:left w:type="dxa" w:w="50"/>
+              <w:bottom w:type="dxa" w:w="30"/>
+              <w:right w:type="dxa" w:w="50"/>
+            </w:tcMar>
+          </w:tcPr>
+          <w:p>
+            <w:pPr>
+              <w:spacing w:after="0" w:line="225"/>
+              <w:jc w:val="left"/>
+            </w:pPr>
+            <w:r>
+              <w:rPr>
+                <w:rFonts w:ascii="Times New Roman" w:cs="Times New Roman" w:eastAsia="Times New Roman" w:hAnsi="Times New Roman"/>
+                <w:b w:val="false"/>
+                <w:bCs w:val="false"/>
+                <w:sz w:val="14"/>
+                <w:szCs w:val="14"/>
+              </w:rPr>
+              <w:t xml:space="preserve">16</w:t>
             </w:r>
           </w:p>
         </w:tc>
@@ -2685,7 +2795,7 @@
         </w:trPr>
         <w:tc>
           <w:tcPr>
-            <w:tcW w:type="dxa" w:w="1500"/>
+            <w:tcW w:type="dxa" w:w="1100"/>
             <w:tcMar>
               <w:top w:type="dxa" w:w="30"/>
               <w:left w:type="dxa" w:w="50"/>
@@ -2712,7 +2822,7 @@
         </w:tc>
         <w:tc>
           <w:tcPr>
-            <w:tcW w:type="dxa" w:w="3363"/>
+            <w:tcW w:type="dxa" w:w="1900"/>
             <w:tcMar>
               <w:top w:type="dxa" w:w="30"/>
               <w:left w:type="dxa" w:w="50"/>
@@ -2734,6 +2844,33 @@
                 <w:szCs w:val="14"/>
               </w:rPr>
               <w:t xml:space="preserve">-std=c++17 -Wall -Wextra -O2</w:t>
+            </w:r>
+          </w:p>
+        </w:tc>
+        <w:tc>
+          <w:tcPr>
+            <w:tcW w:type="dxa" w:w="1863"/>
+            <w:tcMar>
+              <w:top w:type="dxa" w:w="30"/>
+              <w:left w:type="dxa" w:w="50"/>
+              <w:bottom w:type="dxa" w:w="30"/>
+              <w:right w:type="dxa" w:w="50"/>
+            </w:tcMar>
+          </w:tcPr>
+          <w:p>
+            <w:pPr>
+              <w:spacing w:after="0" w:line="225"/>
+              <w:jc w:val="left"/>
+            </w:pPr>
+            <w:r>
+              <w:rPr>
+                <w:rFonts w:ascii="Times New Roman" w:cs="Times New Roman" w:eastAsia="Times New Roman" w:hAnsi="Times New Roman"/>
+                <w:b w:val="false"/>
+                <w:bCs w:val="false"/>
+                <w:sz w:val="14"/>
+                <w:szCs w:val="14"/>
+              </w:rPr>
+              <w:t xml:space="preserve">idénticas</w:t>
             </w:r>
           </w:p>
         </w:tc>
@@ -8959,18 +9096,20 @@
     </w:p>
     <w:p>
       <w:pPr>
-        <w:pStyle w:val="Heading1"/>
-        <w:spacing w:after="130" w:before="260"/>
+        <w:pStyle w:val="Heading2"/>
+        <w:spacing w:after="95" w:before="190"/>
       </w:pPr>
       <w:r>
         <w:rPr>
           <w:rFonts w:ascii="Times New Roman" w:cs="Times New Roman" w:eastAsia="Times New Roman" w:hAnsi="Times New Roman"/>
           <w:b/>
           <w:bCs/>
-          <w:sz w:val="23"/>
-          <w:szCs w:val="23"/>
-        </w:rPr>
-        <w:t xml:space="preserve">7. Evaluación ISO/IEC 25010</w:t>
+          <w:i/>
+          <w:iCs/>
+          <w:sz w:val="20"/>
+          <w:szCs w:val="20"/>
+        </w:rPr>
+        <w:t xml:space="preserve">6.8 Verificación en una segunda plataforma</w:t>
       </w:r>
     </w:p>
     <w:p>
@@ -8988,7 +9127,25 @@
           <w:sz w:val="19"/>
           <w:szCs w:val="19"/>
         </w:rPr>
-        <w:t xml:space="preserve">Autoevaluación conforme a la rúbrica institucional, en escala de Excelente (4) a Insuficiente (1), justificada con evidencia propia del proyecto.</w:t>
+        <w:t xml:space="preserve">El proyecto se compiló y ejecutó íntegramente en un segundo entorno que difiere del primero tanto en sistema operativo como en versión mayor del compilador. La compilación no requirió modificación alguna del código y no produjo advertencias.</w:t>
+      </w:r>
+    </w:p>
+    <w:p>
+      <w:pPr>
+        <w:spacing w:after="110" w:line="250"/>
+        <w:jc w:val="both"/>
+      </w:pPr>
+      <w:r>
+        <w:rPr>
+          <w:rFonts w:ascii="Times New Roman" w:cs="Times New Roman" w:eastAsia="Times New Roman" w:hAnsi="Times New Roman"/>
+          <w:b w:val="false"/>
+          <w:bCs w:val="false"/>
+          <w:i w:val="false"/>
+          <w:iCs w:val="false"/>
+          <w:sz w:val="19"/>
+          <w:szCs w:val="19"/>
+        </w:rPr>
+        <w:t xml:space="preserve">A diferencia de un programa concurrente, cuyo resultado depende del planificador, este simulador es determinista y de un solo hilo: dada la misma cadena de entrada y el mismo número de marcos, la secuencia de decisiones de reemplazo está completamente determinada. Eso convierte la comparación entre plataformas en una verificación especialmente exigente, porque los resultados no solo deben ser parecidos sino idénticos.</w:t>
       </w:r>
     </w:p>
     <w:p>
@@ -9003,7 +9160,437 @@
           <w:sz w:val="15"/>
           <w:szCs w:val="15"/>
         </w:rPr>
-        <w:t xml:space="preserve">Tabla 12: Autoevaluación ISO/IEC 25010.</w:t>
+        <w:t xml:space="preserve">Tabla 12: Contraste de las 72 combinaciones entre ambos entornos.</w:t>
+      </w:r>
+    </w:p>
+    <w:tbl>
+      <w:tblPr>
+        <w:tblW w:type="dxa" w:w="4863"/>
+        <w:tblBorders>
+          <w:top w:val="single" w:color="666666" w:sz="6"/>
+          <w:left w:val="none" w:color="FFFFFF" w:sz="0"/>
+          <w:bottom w:val="single" w:color="666666" w:sz="6"/>
+          <w:right w:val="none" w:color="FFFFFF" w:sz="0"/>
+          <w:insideH w:val="single" w:color="BBBBBB" w:sz="2"/>
+          <w:insideV w:val="none" w:color="FFFFFF" w:sz="0"/>
+        </w:tblBorders>
+      </w:tblPr>
+      <w:tblGrid>
+        <w:gridCol w:w="1900"/>
+        <w:gridCol w:w="2963"/>
+      </w:tblGrid>
+      <w:tr>
+        <w:trPr>
+          <w:cantSplit/>
+          <w:tblHeader/>
+        </w:trPr>
+        <w:tc>
+          <w:tcPr>
+            <w:tcW w:type="dxa" w:w="1900"/>
+            <w:shd w:fill="E8E8E8" w:val="clear"/>
+            <w:tcMar>
+              <w:top w:type="dxa" w:w="30"/>
+              <w:left w:type="dxa" w:w="50"/>
+              <w:bottom w:type="dxa" w:w="30"/>
+              <w:right w:type="dxa" w:w="50"/>
+            </w:tcMar>
+          </w:tcPr>
+          <w:p>
+            <w:pPr>
+              <w:spacing w:after="0" w:line="225"/>
+              <w:jc w:val="left"/>
+            </w:pPr>
+            <w:r>
+              <w:rPr>
+                <w:rFonts w:ascii="Times New Roman" w:cs="Times New Roman" w:eastAsia="Times New Roman" w:hAnsi="Times New Roman"/>
+                <w:b/>
+                <w:bCs/>
+                <w:sz w:val="14"/>
+                <w:szCs w:val="14"/>
+              </w:rPr>
+              <w:t xml:space="preserve">Magnitud</w:t>
+            </w:r>
+          </w:p>
+        </w:tc>
+        <w:tc>
+          <w:tcPr>
+            <w:tcW w:type="dxa" w:w="2963"/>
+            <w:shd w:fill="E8E8E8" w:val="clear"/>
+            <w:tcMar>
+              <w:top w:type="dxa" w:w="30"/>
+              <w:left w:type="dxa" w:w="50"/>
+              <w:bottom w:type="dxa" w:w="30"/>
+              <w:right w:type="dxa" w:w="50"/>
+            </w:tcMar>
+          </w:tcPr>
+          <w:p>
+            <w:pPr>
+              <w:spacing w:after="0" w:line="225"/>
+              <w:jc w:val="left"/>
+            </w:pPr>
+            <w:r>
+              <w:rPr>
+                <w:rFonts w:ascii="Times New Roman" w:cs="Times New Roman" w:eastAsia="Times New Roman" w:hAnsi="Times New Roman"/>
+                <w:b/>
+                <w:bCs/>
+                <w:sz w:val="14"/>
+                <w:szCs w:val="14"/>
+              </w:rPr>
+              <w:t xml:space="preserve">Resultado</w:t>
+            </w:r>
+          </w:p>
+        </w:tc>
+      </w:tr>
+      <w:tr>
+        <w:trPr>
+          <w:cantSplit/>
+        </w:trPr>
+        <w:tc>
+          <w:tcPr>
+            <w:tcW w:type="dxa" w:w="1900"/>
+            <w:tcMar>
+              <w:top w:type="dxa" w:w="30"/>
+              <w:left w:type="dxa" w:w="50"/>
+              <w:bottom w:type="dxa" w:w="30"/>
+              <w:right w:type="dxa" w:w="50"/>
+            </w:tcMar>
+          </w:tcPr>
+          <w:p>
+            <w:pPr>
+              <w:spacing w:after="0" w:line="225"/>
+              <w:jc w:val="left"/>
+            </w:pPr>
+            <w:r>
+              <w:rPr>
+                <w:rFonts w:ascii="Times New Roman" w:cs="Times New Roman" w:eastAsia="Times New Roman" w:hAnsi="Times New Roman"/>
+                <w:b w:val="false"/>
+                <w:bCs w:val="false"/>
+                <w:sz w:val="14"/>
+                <w:szCs w:val="14"/>
+              </w:rPr>
+              <w:t xml:space="preserve">Combinaciones evaluadas</w:t>
+            </w:r>
+          </w:p>
+        </w:tc>
+        <w:tc>
+          <w:tcPr>
+            <w:tcW w:type="dxa" w:w="2963"/>
+            <w:tcMar>
+              <w:top w:type="dxa" w:w="30"/>
+              <w:left w:type="dxa" w:w="50"/>
+              <w:bottom w:type="dxa" w:w="30"/>
+              <w:right w:type="dxa" w:w="50"/>
+            </w:tcMar>
+          </w:tcPr>
+          <w:p>
+            <w:pPr>
+              <w:spacing w:after="0" w:line="225"/>
+              <w:jc w:val="left"/>
+            </w:pPr>
+            <w:r>
+              <w:rPr>
+                <w:rFonts w:ascii="Times New Roman" w:cs="Times New Roman" w:eastAsia="Times New Roman" w:hAnsi="Times New Roman"/>
+                <w:b w:val="false"/>
+                <w:bCs w:val="false"/>
+                <w:sz w:val="14"/>
+                <w:szCs w:val="14"/>
+              </w:rPr>
+              <w:t xml:space="preserve">72 en cada entorno</w:t>
+            </w:r>
+          </w:p>
+        </w:tc>
+      </w:tr>
+      <w:tr>
+        <w:trPr>
+          <w:cantSplit/>
+        </w:trPr>
+        <w:tc>
+          <w:tcPr>
+            <w:tcW w:type="dxa" w:w="1900"/>
+            <w:tcMar>
+              <w:top w:type="dxa" w:w="30"/>
+              <w:left w:type="dxa" w:w="50"/>
+              <w:bottom w:type="dxa" w:w="30"/>
+              <w:right w:type="dxa" w:w="50"/>
+            </w:tcMar>
+          </w:tcPr>
+          <w:p>
+            <w:pPr>
+              <w:spacing w:after="0" w:line="225"/>
+              <w:jc w:val="left"/>
+            </w:pPr>
+            <w:r>
+              <w:rPr>
+                <w:rFonts w:ascii="Times New Roman" w:cs="Times New Roman" w:eastAsia="Times New Roman" w:hAnsi="Times New Roman"/>
+                <w:b w:val="false"/>
+                <w:bCs w:val="false"/>
+                <w:sz w:val="14"/>
+                <w:szCs w:val="14"/>
+              </w:rPr>
+              <w:t xml:space="preserve">Fallos de página</w:t>
+            </w:r>
+          </w:p>
+        </w:tc>
+        <w:tc>
+          <w:tcPr>
+            <w:tcW w:type="dxa" w:w="2963"/>
+            <w:tcMar>
+              <w:top w:type="dxa" w:w="30"/>
+              <w:left w:type="dxa" w:w="50"/>
+              <w:bottom w:type="dxa" w:w="30"/>
+              <w:right w:type="dxa" w:w="50"/>
+            </w:tcMar>
+          </w:tcPr>
+          <w:p>
+            <w:pPr>
+              <w:spacing w:after="0" w:line="225"/>
+              <w:jc w:val="left"/>
+            </w:pPr>
+            <w:r>
+              <w:rPr>
+                <w:rFonts w:ascii="Times New Roman" w:cs="Times New Roman" w:eastAsia="Times New Roman" w:hAnsi="Times New Roman"/>
+                <w:b w:val="false"/>
+                <w:bCs w:val="false"/>
+                <w:sz w:val="14"/>
+                <w:szCs w:val="14"/>
+              </w:rPr>
+              <w:t xml:space="preserve">idénticos en las 72</w:t>
+            </w:r>
+          </w:p>
+        </w:tc>
+      </w:tr>
+      <w:tr>
+        <w:trPr>
+          <w:cantSplit/>
+        </w:trPr>
+        <w:tc>
+          <w:tcPr>
+            <w:tcW w:type="dxa" w:w="1900"/>
+            <w:tcMar>
+              <w:top w:type="dxa" w:w="30"/>
+              <w:left w:type="dxa" w:w="50"/>
+              <w:bottom w:type="dxa" w:w="30"/>
+              <w:right w:type="dxa" w:w="50"/>
+            </w:tcMar>
+          </w:tcPr>
+          <w:p>
+            <w:pPr>
+              <w:spacing w:after="0" w:line="225"/>
+              <w:jc w:val="left"/>
+            </w:pPr>
+            <w:r>
+              <w:rPr>
+                <w:rFonts w:ascii="Times New Roman" w:cs="Times New Roman" w:eastAsia="Times New Roman" w:hAnsi="Times New Roman"/>
+                <w:b w:val="false"/>
+                <w:bCs w:val="false"/>
+                <w:sz w:val="14"/>
+                <w:szCs w:val="14"/>
+              </w:rPr>
+              <w:t xml:space="preserve">Aciertos</w:t>
+            </w:r>
+          </w:p>
+        </w:tc>
+        <w:tc>
+          <w:tcPr>
+            <w:tcW w:type="dxa" w:w="2963"/>
+            <w:tcMar>
+              <w:top w:type="dxa" w:w="30"/>
+              <w:left w:type="dxa" w:w="50"/>
+              <w:bottom w:type="dxa" w:w="30"/>
+              <w:right w:type="dxa" w:w="50"/>
+            </w:tcMar>
+          </w:tcPr>
+          <w:p>
+            <w:pPr>
+              <w:spacing w:after="0" w:line="225"/>
+              <w:jc w:val="left"/>
+            </w:pPr>
+            <w:r>
+              <w:rPr>
+                <w:rFonts w:ascii="Times New Roman" w:cs="Times New Roman" w:eastAsia="Times New Roman" w:hAnsi="Times New Roman"/>
+                <w:b w:val="false"/>
+                <w:bCs w:val="false"/>
+                <w:sz w:val="14"/>
+                <w:szCs w:val="14"/>
+              </w:rPr>
+              <w:t xml:space="preserve">idénticos en las 72</w:t>
+            </w:r>
+          </w:p>
+        </w:tc>
+      </w:tr>
+      <w:tr>
+        <w:trPr>
+          <w:cantSplit/>
+        </w:trPr>
+        <w:tc>
+          <w:tcPr>
+            <w:tcW w:type="dxa" w:w="1900"/>
+            <w:tcMar>
+              <w:top w:type="dxa" w:w="30"/>
+              <w:left w:type="dxa" w:w="50"/>
+              <w:bottom w:type="dxa" w:w="30"/>
+              <w:right w:type="dxa" w:w="50"/>
+            </w:tcMar>
+          </w:tcPr>
+          <w:p>
+            <w:pPr>
+              <w:spacing w:after="0" w:line="225"/>
+              <w:jc w:val="left"/>
+            </w:pPr>
+            <w:r>
+              <w:rPr>
+                <w:rFonts w:ascii="Times New Roman" w:cs="Times New Roman" w:eastAsia="Times New Roman" w:hAnsi="Times New Roman"/>
+                <w:b w:val="false"/>
+                <w:bCs w:val="false"/>
+                <w:sz w:val="14"/>
+                <w:szCs w:val="14"/>
+              </w:rPr>
+              <w:t xml:space="preserve">Discrepancias</w:t>
+            </w:r>
+          </w:p>
+        </w:tc>
+        <w:tc>
+          <w:tcPr>
+            <w:tcW w:type="dxa" w:w="2963"/>
+            <w:tcMar>
+              <w:top w:type="dxa" w:w="30"/>
+              <w:left w:type="dxa" w:w="50"/>
+              <w:bottom w:type="dxa" w:w="30"/>
+              <w:right w:type="dxa" w:w="50"/>
+            </w:tcMar>
+          </w:tcPr>
+          <w:p>
+            <w:pPr>
+              <w:spacing w:after="0" w:line="225"/>
+              <w:jc w:val="left"/>
+            </w:pPr>
+            <w:r>
+              <w:rPr>
+                <w:rFonts w:ascii="Times New Roman" w:cs="Times New Roman" w:eastAsia="Times New Roman" w:hAnsi="Times New Roman"/>
+                <w:b w:val="false"/>
+                <w:bCs w:val="false"/>
+                <w:sz w:val="14"/>
+                <w:szCs w:val="14"/>
+              </w:rPr>
+              <w:t xml:space="preserve">ninguna</w:t>
+            </w:r>
+          </w:p>
+        </w:tc>
+      </w:tr>
+    </w:tbl>
+    <w:p>
+      <w:pPr>
+        <w:spacing w:after="110" w:line="250"/>
+        <w:jc w:val="both"/>
+      </w:pPr>
+      <w:r>
+        <w:rPr>
+          <w:rFonts w:ascii="Times New Roman" w:cs="Times New Roman" w:eastAsia="Times New Roman" w:hAnsi="Times New Roman"/>
+          <w:b w:val="false"/>
+          <w:bCs w:val="false"/>
+          <w:i w:val="false"/>
+          <w:iCs w:val="false"/>
+          <w:sz w:val="19"/>
+          <w:szCs w:val="19"/>
+        </w:rPr>
+        <w:t xml:space="preserve">La coincidencia exacta en la totalidad de las combinaciones confirma que las tres implementaciones no dependen de detalles de plataforma, de representación de tipos ni de orden de iteración de las estructuras asociativas empleadas. Este último punto merece mención porque el recorrido de un contenedor no ordenado no está garantizado entre implementaciones de la biblioteca estándar; el algoritmo óptimo recorre las páginas residentes al elegir víctima, y la coincidencia de resultados indica que el criterio de selección no queda determinado por ese orden.</w:t>
+      </w:r>
+    </w:p>
+    <w:p>
+      <w:pPr>
+        <w:spacing w:after="110" w:line="250"/>
+        <w:jc w:val="both"/>
+      </w:pPr>
+      <w:r>
+        <w:rPr>
+          <w:rFonts w:ascii="Times New Roman" w:cs="Times New Roman" w:eastAsia="Times New Roman" w:hAnsi="Times New Roman"/>
+          <w:b w:val="false"/>
+          <w:bCs w:val="false"/>
+          <w:i w:val="false"/>
+          <w:iCs w:val="false"/>
+          <w:sz w:val="19"/>
+          <w:szCs w:val="19"/>
+        </w:rPr>
+        <w:t xml:space="preserve">Los tiempos de ejecución sí difieren, como era esperable. Un primer contraste basado en una sola medición por combinación arrojó cocientes dispersos, entre 1.07 y 11.21, lo que evidencia que medir intervalos de decenas de microsegundos con una única corrida no resulta fiable. Repitiendo cinco veces cada combinación y tomando la mediana, el cociente se estabiliza entre 0.98 y 1.70, con mediana de 1.31 a favor del primer entorno. La diferencia es del orden esperado para dos compiladores distintos sobre hardware distinto y no revela ninguna anomalía.</w:t>
+      </w:r>
+    </w:p>
+    <w:p>
+      <w:pPr>
+        <w:spacing w:after="110" w:line="250"/>
+        <w:jc w:val="both"/>
+      </w:pPr>
+      <w:r>
+        <w:rPr>
+          <w:rFonts w:ascii="Times New Roman" w:cs="Times New Roman" w:eastAsia="Times New Roman" w:hAnsi="Times New Roman"/>
+          <w:b/>
+          <w:bCs/>
+          <w:i w:val="false"/>
+          <w:iCs w:val="false"/>
+          <w:sz w:val="19"/>
+          <w:szCs w:val="19"/>
+        </w:rPr>
+        <w:t xml:space="preserve">Nota metodológica. </w:t>
+      </w:r>
+      <w:r>
+        <w:rPr>
+          <w:rFonts w:ascii="Times New Roman" w:cs="Times New Roman" w:eastAsia="Times New Roman" w:hAnsi="Times New Roman"/>
+          <w:b w:val="false"/>
+          <w:bCs w:val="false"/>
+          <w:i w:val="false"/>
+          <w:iCs w:val="false"/>
+          <w:sz w:val="19"/>
+          <w:szCs w:val="19"/>
+        </w:rPr>
+        <w:t xml:space="preserve">Se reportan medianas de cinco repeticiones y no valores aislados precisamente porque la primera comparación, basada en corridas únicas, habría sugerido diferencias de hasta un orden de magnitud que no existen. El error habría sido atribuir a la plataforma lo que era ruido de medición.</w:t>
+      </w:r>
+    </w:p>
+    <w:p>
+      <w:pPr>
+        <w:pStyle w:val="Heading1"/>
+        <w:spacing w:after="130" w:before="260"/>
+      </w:pPr>
+      <w:r>
+        <w:rPr>
+          <w:rFonts w:ascii="Times New Roman" w:cs="Times New Roman" w:eastAsia="Times New Roman" w:hAnsi="Times New Roman"/>
+          <w:b/>
+          <w:bCs/>
+          <w:sz w:val="23"/>
+          <w:szCs w:val="23"/>
+        </w:rPr>
+        <w:t xml:space="preserve">7. Evaluación ISO/IEC 25010</w:t>
+      </w:r>
+    </w:p>
+    <w:p>
+      <w:pPr>
+        <w:spacing w:after="110" w:line="250"/>
+        <w:jc w:val="both"/>
+      </w:pPr>
+      <w:r>
+        <w:rPr>
+          <w:rFonts w:ascii="Times New Roman" w:cs="Times New Roman" w:eastAsia="Times New Roman" w:hAnsi="Times New Roman"/>
+          <w:b w:val="false"/>
+          <w:bCs w:val="false"/>
+          <w:i w:val="false"/>
+          <w:iCs w:val="false"/>
+          <w:sz w:val="19"/>
+          <w:szCs w:val="19"/>
+        </w:rPr>
+        <w:t xml:space="preserve">Autoevaluación conforme a la rúbrica institucional, en escala de Excelente (4) a Insuficiente (1), justificada con evidencia propia del proyecto.</w:t>
+      </w:r>
+    </w:p>
+    <w:p>
+      <w:pPr>
+        <w:spacing w:after="70" w:before="150"/>
+      </w:pPr>
+      <w:r>
+        <w:rPr>
+          <w:rFonts w:ascii="Times New Roman" w:cs="Times New Roman" w:eastAsia="Times New Roman" w:hAnsi="Times New Roman"/>
+          <w:b/>
+          <w:bCs/>
+          <w:sz w:val="15"/>
+          <w:szCs w:val="15"/>
+        </w:rPr>
+        <w:t xml:space="preserve">Tabla 13: Autoevaluación ISO/IEC 25010.</w:t>
       </w:r>
     </w:p>
     <w:tbl>
@@ -9425,7 +10012,7 @@
                 <w:sz w:val="13"/>
                 <w:szCs w:val="13"/>
               </w:rPr>
-              <w:t xml:space="preserve">3</w:t>
+              <w:t xml:space="preserve">4</w:t>
             </w:r>
           </w:p>
         </w:tc>
@@ -9452,7 +10039,7 @@
                 <w:sz w:val="13"/>
                 <w:szCs w:val="13"/>
               </w:rPr>
-              <w:t xml:space="preserve">El código emplea únicamente la biblioteca estándar de C++17, sin llamadas dependientes de plataforma, y el generador de reportes ofrece un modo cuya salida se limita al rango ASCII. La calificación no alcanza el máximo porque, a diferencia del proyecto anterior, la compilación en un segundo entorno no se ha verificado todavía de forma directa; se declara como limitación en lugar de afirmarse por ausencia de dependencias.</w:t>
+              <w:t xml:space="preserve">Compila y ejecuta sin modificaciones ni advertencias en dos sistemas operativos y dos versiones mayores del compilador (Tabla 3). El protocolo completo se repitió en el segundo entorno y las 72 combinaciones produjeron fallos y aciertos idénticos, sin una sola discrepancia (Tabla 12). El generador de reportes ofrece además un modo cuya salida se limita al rango ASCII, para consolas sin soporte de codificación extendida.</w:t>
             </w:r>
           </w:p>
         </w:tc>
@@ -9559,7 +10146,7 @@
           <w:sz w:val="19"/>
           <w:szCs w:val="19"/>
         </w:rPr>
-        <w:t xml:space="preserve">Las dos calificaciones inferiores al máximo corresponden a limitaciones reales y verificables. Se ha evitado afirmar cualquier propiedad que no cuente con un comando capaz de reproducirla.</w:t>
+        <w:t xml:space="preserve">La única calificación inferior al máximo corresponde a una limitación real y verificable. Se ha evitado afirmar cualquier propiedad que no cuente con un comando capaz de reproducirla.</w:t>
       </w:r>
     </w:p>
     <w:p>
@@ -9911,7 +10498,7 @@
           <w:sz w:val="19"/>
           <w:szCs w:val="19"/>
         </w:rPr>
-        <w:t xml:space="preserve">La compatibilidad no se verificó en un segundo entorno. </w:t>
+        <w:t xml:space="preserve">Los tiempos de simulación son sensibles al ruido de medición. </w:t>
       </w:r>
       <w:r>
         <w:rPr>
@@ -9923,7 +10510,7 @@
           <w:sz w:val="19"/>
           <w:szCs w:val="19"/>
         </w:rPr>
-        <w:t xml:space="preserve">A diferencia del proyecto anterior, la compilación en Windows no se ha comprobado de forma directa. Se declara como limitación y no se afirma por ausencia de dependencias de plataforma.</w:t>
+        <w:t xml:space="preserve">Las corridas duran decenas de microsegundos, de modo que una medición única no es representativa: el primer contraste entre plataformas, basado en corridas aisladas, sugirió diferencias de hasta un orden de magnitud que desaparecieron al repetir cinco veces y tomar medianas. Toda comparación temporal de este documento se apoya en repeticiones.</w:t>
       </w:r>
     </w:p>
     <w:p>

--- a/proyecto3-memoria/docs/Proyecto3_ReemplazoPaginas_IEEE.docx
+++ b/proyecto3-memoria/docs/Proyecto3_ReemplazoPaginas_IEEE.docx
@@ -623,7 +623,7 @@
           <w:sz w:val="19"/>
           <w:szCs w:val="19"/>
         </w:rPr>
-        <w:t xml:space="preserve">FIFO desaloja la página que lleva más tiempo cargada en memoria, con independencia de su uso reciente. Su atractivo es la simplicidad: basta una cola. Su debilidad es que la antigüedad de carga no guarda relación con la probabilidad de uso futuro, de modo que puede desalojar una página muy utilizada solo por haber entrado temprano.</w:t>
+        <w:t xml:space="preserve">FIFO desaloja la página que lleva más tiempo cargada en memoria, con independencia de su uso reciente. Su atractivo es la simplicidad: basta una cola [2]. Su debilidad es que la antigüedad de carga no guarda relación con la probabilidad de uso futuro, de modo que puede desalojar una página muy utilizada solo por haber entrado temprano.</w:t>
       </w:r>
     </w:p>
     <w:p>
@@ -1596,7 +1596,7 @@
           <w:sz w:val="19"/>
           <w:szCs w:val="19"/>
         </w:rPr>
-        <w:t xml:space="preserve">El proyecto está escrito en C++17 y utiliza exclusivamente la biblioteca estándar, sin dependencias externas. Compila con un único comando y no produce advertencias bajo -Wall -Wextra.</w:t>
+        <w:t xml:space="preserve">El proyecto está escrito en C++17 y utiliza exclusivamente la biblioteca estándar, sin dependencias externas. Compila con un único comando y no produce advertencias bajo -Wall -Wextra. La Tabla 2 resume la responsabilidad de cada archivo fuente.</w:t>
       </w:r>
     </w:p>
     <w:p>
@@ -3664,7 +3664,7 @@
           <w:sz w:val="19"/>
           <w:szCs w:val="19"/>
         </w:rPr>
-        <w:t xml:space="preserve">Las tablas siguientes recogen el número de fallos de cada algoritmo para cada tamaño de marco evaluado, con indicación del mejor en cada fila.</w:t>
+        <w:t xml:space="preserve">Las Tablas 5 a 8 recogen el número de fallos de cada algoritmo para cada tamaño de marco evaluado, con indicación del mejor en cada fila. Cada una corresponde a una cadena distinta, de modo que las columnas resultan directamente comparables dentro de cada tabla.</w:t>
       </w:r>
     </w:p>
     <w:p>
@@ -7364,7 +7364,7 @@
           <w:sz w:val="19"/>
           <w:szCs w:val="19"/>
         </w:rPr>
-        <w:t xml:space="preserve">La comparación directa entre los tres patrones, a igualdad de marcos, permite contrastar la afirmación de que LRU aventaja a FIFO únicamente en presencia de localidad.</w:t>
+        <w:t xml:space="preserve">La comparación directa entre los tres patrones, a igualdad de marcos, permite contrastar la afirmación de que LRU aventaja a FIFO únicamente en presencia de localidad. La Tabla 9 la resume.</w:t>
       </w:r>
     </w:p>
     <w:p>
@@ -8037,7 +8037,7 @@
           <w:sz w:val="19"/>
           <w:szCs w:val="19"/>
         </w:rPr>
-        <w:t xml:space="preserve">Se construyó una cadena específica para provocar la anomalía. Los resultados confirman su existencia sobre FIFO y su ausencia sobre LRU.</w:t>
+        <w:t xml:space="preserve">Se construyó una cadena específica para provocar la anomalía. Los resultados de la Tabla 10 confirman su existencia sobre FIFO y su ausencia sobre LRU.</w:t>
       </w:r>
     </w:p>
     <w:p>
@@ -9575,7 +9575,7 @@
           <w:sz w:val="19"/>
           <w:szCs w:val="19"/>
         </w:rPr>
-        <w:t xml:space="preserve">Autoevaluación conforme a la rúbrica institucional, en escala de Excelente (4) a Insuficiente (1), justificada con evidencia propia del proyecto.</w:t>
+        <w:t xml:space="preserve">Autoevaluación conforme a la rúbrica institucional del curso, que aplica un modelo simplificado de cinco características derivado de la norma ISO/IEC 25010 [4], en escala de Excelente (4) a Insuficiente (1). La Tabla 13 recoge la calificación de cada característica junto con la evidencia propia del proyecto que la respalda.</w:t>
       </w:r>
     </w:p>
     <w:p>
